--- a/Jerome Urbano.docx
+++ b/Jerome Urbano.docx
@@ -146,12 +146,6 @@
           <w:t>jeromeurbano41@gmail.com</w:t>
         </w:r>
       </w:hyperlink>
-      <w:r>
-        <w:rPr>
-          <w:rFonts w:cstheme="minorHAnsi"/>
-        </w:rPr>
-        <w:t xml:space="preserve"> | </w:t>
-      </w:r>
     </w:p>
     <w:p>
       <w:pPr>
@@ -438,33 +432,15 @@
           <w:i/>
           <w:iCs/>
         </w:rPr>
-        <w:t xml:space="preserve">Romblon State University (Main </w:t>
-      </w:r>
-      <w:proofErr w:type="gramStart"/>
+        <w:t>Romblon State University (Main Campus)</w:t>
+      </w:r>
       <w:r>
         <w:rPr>
           <w:rFonts w:cstheme="minorHAnsi"/>
           <w:i/>
           <w:iCs/>
         </w:rPr>
-        <w:t>Campus)</w:t>
-      </w:r>
-      <w:r>
-        <w:rPr>
-          <w:rFonts w:cstheme="minorHAnsi"/>
-          <w:i/>
-          <w:iCs/>
-        </w:rPr>
-        <w:t xml:space="preserve">   </w:t>
-      </w:r>
-      <w:proofErr w:type="gramEnd"/>
-      <w:r>
-        <w:rPr>
-          <w:rFonts w:cstheme="minorHAnsi"/>
-          <w:i/>
-          <w:iCs/>
-        </w:rPr>
-        <w:t xml:space="preserve">   </w:t>
+        <w:t xml:space="preserve">      </w:t>
       </w:r>
       <w:r>
         <w:rPr>
@@ -1439,7 +1415,33 @@
         <w:rPr>
           <w:rFonts w:cstheme="minorHAnsi"/>
         </w:rPr>
-        <w:t xml:space="preserve"> HTML5, CSS3, JavaScript (ES6+), PHP, MySQL, Git</w:t>
+        <w:t xml:space="preserve"> HTML5, CSS3, </w:t>
+      </w:r>
+      <w:r>
+        <w:rPr>
+          <w:rFonts w:cstheme="minorHAnsi"/>
+        </w:rPr>
+        <w:t xml:space="preserve">Tailwind </w:t>
+      </w:r>
+      <w:proofErr w:type="spellStart"/>
+      <w:r>
+        <w:rPr>
+          <w:rFonts w:cstheme="minorHAnsi"/>
+        </w:rPr>
+        <w:t>css</w:t>
+      </w:r>
+      <w:proofErr w:type="spellEnd"/>
+      <w:r>
+        <w:rPr>
+          <w:rFonts w:cstheme="minorHAnsi"/>
+        </w:rPr>
+        <w:t xml:space="preserve">, Bootstrap, React, </w:t>
+      </w:r>
+      <w:r>
+        <w:rPr>
+          <w:rFonts w:cstheme="minorHAnsi"/>
+        </w:rPr>
+        <w:t>JavaScript (ES6+), PHP, MySQL, Git</w:t>
       </w:r>
     </w:p>
     <w:p>
